--- a/age-determination-petition/00_הנחיות_מילוי.docx
+++ b/age-determination-petition/00_הנחיות_מילוי.docx
@@ -885,7 +885,7 @@
                 <w:szCs w:val="22"/>
                 <w:rtl/>
               </w:rPr>
-              <w:t xml:space="preserve">התאריך הרשום (בת"ז כיום)</w:t>
+              <w:t xml:space="preserve">תאריך לידה מדויק (יום/חודש)</w:t>
             </w:r>
           </w:p>
         </w:tc>
@@ -920,7 +920,7 @@
                 <w:szCs w:val="22"/>
                 <w:rtl/>
               </w:rPr>
-              <w:t xml:space="preserve">כתב תביעה + תצהיר התובע + הסעד</w:t>
+              <w:t xml:space="preserve">הסעד בכתב התביעה</w:t>
             </w:r>
           </w:p>
         </w:tc>
@@ -955,7 +955,7 @@
                 <w:szCs w:val="22"/>
                 <w:rtl/>
               </w:rPr>
-              <w:t xml:space="preserve">התאריך שממנו גיל 50</w:t>
+              <w:t xml:space="preserve">שנת 1970 כבר משולבת – מלא יום/חודש לפי נספח ג'</w:t>
             </w:r>
           </w:p>
         </w:tc>
@@ -992,7 +992,7 @@
                 <w:szCs w:val="22"/>
                 <w:rtl/>
               </w:rPr>
-              <w:t xml:space="preserve">התאריך/שנת הלידה המבוקשים</w:t>
+              <w:t xml:space="preserve">שם המתרגם (של תעודת הלידה ושל התצהיר)</w:t>
             </w:r>
           </w:p>
         </w:tc>
@@ -1027,7 +1027,7 @@
                 <w:szCs w:val="22"/>
                 <w:rtl/>
               </w:rPr>
-              <w:t xml:space="preserve">כתב תביעה (הסעד)</w:t>
+              <w:t xml:space="preserve">תצהיר האב (ותצהיר התובע לפי הצורך)</w:t>
             </w:r>
           </w:p>
         </w:tc>
@@ -1062,7 +1062,7 @@
                 <w:szCs w:val="22"/>
                 <w:rtl/>
               </w:rPr>
-              <w:t xml:space="preserve">התאריך שממנו גיל 56 – ראה הערה 3</w:t>
+              <w:t xml:space="preserve">לפי הצורך</w:t>
             </w:r>
           </w:p>
         </w:tc>
@@ -1099,7 +1099,7 @@
                 <w:szCs w:val="22"/>
                 <w:rtl/>
               </w:rPr>
-              <w:t xml:space="preserve">שם המתרגם לאמהרית</w:t>
+              <w:t xml:space="preserve">נספח ג' – תעודת לידה מאתיופיה</w:t>
             </w:r>
           </w:p>
         </w:tc>
@@ -1134,7 +1134,7 @@
                 <w:szCs w:val="22"/>
                 <w:rtl/>
               </w:rPr>
-              <w:t xml:space="preserve">תצהיר האב (ותצהיר התובע לפי הצורך)</w:t>
+              <w:t xml:space="preserve">מצורף לתביעה</w:t>
             </w:r>
           </w:p>
         </w:tc>
@@ -1169,7 +1169,7 @@
                 <w:szCs w:val="22"/>
                 <w:rtl/>
               </w:rPr>
-              <w:t xml:space="preserve">אם נדרש תרגום</w:t>
+              <w:t xml:space="preserve">תרגום נוטריוני + אימות כדין</w:t>
             </w:r>
           </w:p>
         </w:tc>
@@ -1260,7 +1260,7 @@
           <w:szCs w:val="24"/>
           <w:rtl/>
         </w:rPr>
-        <w:t xml:space="preserve">תאריך הלידה: קבע תאריך (או לפחות שנה) מדויק. שים לב – הסעד מקבע תאריך לידה ולא "גיל", משום שהגיל משתנה מדי שנה. אם ידוע רק החודש/שנה, נהוג לציין 1 בינואר של אותה שנה.</w:t>
+        <w:t xml:space="preserve">שנות הלידה (1976 הרשומה, 1970 הנכונה = 1962 אתיופי) כבר משולבות בנוסח. ודא שהן תואמות את תעודת הזהות ואת תעודת הלידה, והשלם בסעד את היום/החודש המדויקים לפי נספח ג'. שים לב – הסעד מקבע תאריך/שנת לידה ולא "גיל", משום שהגיל משתנה מדי שנה.</w:t>
       </w:r>
     </w:p>
     <w:p>
@@ -1283,7 +1283,30 @@
           <w:szCs w:val="24"/>
           <w:rtl/>
         </w:rPr>
-        <w:t xml:space="preserve">תרגום: החלט אם התובע זקוק לתרגום לאמהרית. אם כן – השאר את סעיף התרגום באישור עוה"ד שבתצהיר התובע ומלא את שם המתרגם; אם לא – מחק אותו. תצהיר האב כולל סעיף תרגום כברירת מחדל.</w:t>
+        <w:t xml:space="preserve">נספח ג' – תעודת לידה מאתיופיה: ודא שהיא מצורפת בצירוף תרגום נוטריוני לעברית ואימות כדין (אפוסטיל / אימות קונסולרי), ומלא את שם המתרגם.</w:t>
+      </w:r>
+    </w:p>
+    <w:p>
+      <w:pPr>
+        <w:pStyle w:val="ListParagraph"/>
+        <w:numPr>
+          <w:ilvl w:val="0"/>
+          <w:numId w:val="2"/>
+        </w:numPr>
+        <w:bidi/>
+        <w:spacing w:after="120" w:line="360" w:lineRule="auto"/>
+        <w:jc w:val="both"/>
+      </w:pPr>
+      <w:r>
+        <w:rPr>
+          <w:rFonts w:ascii="David" w:cs="David" w:eastAsia="David" w:hAnsi="David"/>
+          <w:b w:val="false"/>
+          <w:bCs w:val="false"/>
+          <w:sz w:val="24"/>
+          <w:szCs w:val="24"/>
+          <w:rtl/>
+        </w:rPr>
+        <w:t xml:space="preserve">תרגום התצהירים לאמהרית: תצהיר האב כולל סעיף תרגום כברירת מחדל; בתצהיר התובע – החלט אם נדרש והשלם/מחק את הסעיף המותנה שבאישור עוה"ד.</w:t>
       </w:r>
     </w:p>
     <w:p>
@@ -1352,7 +1375,7 @@
           <w:szCs w:val="24"/>
           <w:rtl/>
         </w:rPr>
-        <w:t xml:space="preserve">צרף אסמכתאות תומכות ככל שקיימות: מסמכי עלייה, אישורים רפואיים להערכת גיל, וכל ראיה רלוונטית.</w:t>
+        <w:t xml:space="preserve">צרף אסמכתאות תומכות נוספות ככל שקיימות: מסמכי עלייה (1990), וכל ראיה רלוונטית אחרת.</w:t>
       </w:r>
     </w:p>
     <w:p>

--- a/age-determination-petition/00_הנחיות_מילוי.docx
+++ b/age-determination-petition/00_הנחיות_מילוי.docx
@@ -18,7 +18,7 @@
           <w:u w:val="double"/>
           <w:rtl/>
         </w:rPr>
-        <w:t xml:space="preserve">הנחיות מילוי – חבילת תביעה לקביעת גיל</w:t>
+        <w:t xml:space="preserve">הנחיות מילוי – חבילת בקשה לקביעת גיל</w:t>
       </w:r>
     </w:p>
     <w:p>
@@ -243,7 +243,7 @@
                 <w:szCs w:val="22"/>
                 <w:rtl/>
               </w:rPr>
-              <w:t xml:space="preserve">שם התובע</w:t>
+              <w:t xml:space="preserve">שם המבקש</w:t>
             </w:r>
           </w:p>
         </w:tc>
@@ -278,7 +278,7 @@
                 <w:szCs w:val="22"/>
                 <w:rtl/>
               </w:rPr>
-              <w:t xml:space="preserve">כתב תביעה + שני התצהירים</w:t>
+              <w:t xml:space="preserve">הבקשה + שני התצהירים</w:t>
             </w:r>
           </w:p>
         </w:tc>
@@ -350,7 +350,7 @@
                 <w:szCs w:val="22"/>
                 <w:rtl/>
               </w:rPr>
-              <w:t xml:space="preserve">ת.ז. התובע</w:t>
+              <w:t xml:space="preserve">ת.ז. המבקש</w:t>
             </w:r>
           </w:p>
         </w:tc>
@@ -385,7 +385,7 @@
                 <w:szCs w:val="22"/>
                 <w:rtl/>
               </w:rPr>
-              <w:t xml:space="preserve">כתב תביעה + שני התצהירים</w:t>
+              <w:t xml:space="preserve">הבקשה + שני התצהירים</w:t>
             </w:r>
           </w:p>
         </w:tc>
@@ -492,7 +492,7 @@
                 <w:szCs w:val="22"/>
                 <w:rtl/>
               </w:rPr>
-              <w:t xml:space="preserve">כתב תביעה + תצהיר האב</w:t>
+              <w:t xml:space="preserve">הבקשה + תצהיר האב</w:t>
             </w:r>
           </w:p>
         </w:tc>
@@ -599,7 +599,7 @@
                 <w:szCs w:val="22"/>
                 <w:rtl/>
               </w:rPr>
-              <w:t xml:space="preserve">כתב תביעה + תצהיר האב</w:t>
+              <w:t xml:space="preserve">הבקשה + תצהיר האב</w:t>
             </w:r>
           </w:p>
         </w:tc>
@@ -671,7 +671,7 @@
                 <w:szCs w:val="22"/>
                 <w:rtl/>
               </w:rPr>
-              <w:t xml:space="preserve">כתובת התובע</w:t>
+              <w:t xml:space="preserve">כתובת המבקש</w:t>
             </w:r>
           </w:p>
         </w:tc>
@@ -706,7 +706,7 @@
                 <w:szCs w:val="22"/>
                 <w:rtl/>
               </w:rPr>
-              <w:t xml:space="preserve">כתב תביעה</w:t>
+              <w:t xml:space="preserve">הבקשה</w:t>
             </w:r>
           </w:p>
         </w:tc>
@@ -920,7 +920,7 @@
                 <w:szCs w:val="22"/>
                 <w:rtl/>
               </w:rPr>
-              <w:t xml:space="preserve">הסעד בכתב התביעה</w:t>
+              <w:t xml:space="preserve">הסעד שבבקשה</w:t>
             </w:r>
           </w:p>
         </w:tc>
@@ -1027,7 +1027,7 @@
                 <w:szCs w:val="22"/>
                 <w:rtl/>
               </w:rPr>
-              <w:t xml:space="preserve">תצהיר האב (ותצהיר התובע לפי הצורך)</w:t>
+              <w:t xml:space="preserve">תצהיר האב (ותצהיר המבקש לפי הצורך)</w:t>
             </w:r>
           </w:p>
         </w:tc>
@@ -1134,7 +1134,7 @@
                 <w:szCs w:val="22"/>
                 <w:rtl/>
               </w:rPr>
-              <w:t xml:space="preserve">מצורף לתביעה</w:t>
+              <w:t xml:space="preserve">מצורף לבקשה</w:t>
             </w:r>
           </w:p>
         </w:tc>
@@ -1306,7 +1306,7 @@
           <w:szCs w:val="24"/>
           <w:rtl/>
         </w:rPr>
-        <w:t xml:space="preserve">תרגום התצהירים לאמהרית: תצהיר האב כולל סעיף תרגום כברירת מחדל; בתצהיר התובע – החלט אם נדרש והשלם/מחק את הסעיף המותנה שבאישור עוה"ד.</w:t>
+        <w:t xml:space="preserve">תרגום התצהירים לאמהרית: תצהיר האב כולל סעיף תרגום כברירת מחדל; בתצהיר המבקש – החלט אם נדרש והשלם/מחק את הסעיף המותנה שבאישור עוה"ד.</w:t>
       </w:r>
     </w:p>
     <w:p>
